--- a/PRD.docx
+++ b/PRD.docx
@@ -290,7 +290,7 @@
         <w:t xml:space="preserve"> </w:t>
       </w:r>
       <w:r>
-        <w:t xml:space="preserve">A daily, automated, executive-quality email briefing delivered at 9:00 AM (ET) that surfaces the most relevant procurement and digital transformation news, explains why each item matters to the team, and requires zero manual curation.</w:t>
+        <w:t xml:space="preserve">A daily, automated, executive-quality email briefing delivered at 9:00 AM (CET) that surfaces the most relevant procurement and digital transformation news, explains why each item matters to the team, and requires zero manual curation.</w:t>
       </w:r>
     </w:p>
     <w:p>
@@ -749,12 +749,13 @@
     <w:tbl>
       <w:tblPr>
         <w:tblStyle w:val="Table"/>
-        <w:tblW w:type="auto" w:w="0"/>
+        <w:tblW w:type="pct" w:w="5000"/>
+        <w:tblLayout w:type="fixed"/>
         <w:tblLook w:firstRow="1" w:lastRow="0" w:firstColumn="0" w:lastColumn="0" w:noHBand="0" w:noVBand="0" w:val="0020"/>
       </w:tblPr>
       <w:tblGrid>
-        <w:gridCol w:w="2640"/>
-        <w:gridCol w:w="2640"/>
+        <w:gridCol w:w="3017"/>
+        <w:gridCol w:w="2262"/>
         <w:gridCol w:w="2640"/>
       </w:tblGrid>
       <w:tr>
@@ -803,7 +804,322 @@
               <w:pStyle w:val="Compact"/>
             </w:pPr>
             <w:r>
-              <w:t xml:space="preserve">SAP Ariba (blog/news)</w:t>
+              <w:t xml:space="preserve">SAP / SAP Ariba (blog/news)</w:t>
+            </w:r>
+          </w:p>
+        </w:tc>
+        <w:tc>
+          <w:tcPr/>
+          <w:p>
+            <w:pPr>
+              <w:pStyle w:val="Compact"/>
+            </w:pPr>
+            <w:r>
+              <w:t xml:space="preserve">Vendor ★</w:t>
+            </w:r>
+          </w:p>
+        </w:tc>
+        <w:tc>
+          <w:tcPr/>
+          <w:p>
+            <w:pPr>
+              <w:pStyle w:val="Compact"/>
+            </w:pPr>
+            <w:r>
+              <w:t xml:space="preserve">Platform updates, roadmap —</w:t>
+            </w:r>
+            <w:r>
+              <w:t xml:space="preserve"> </w:t>
+            </w:r>
+            <w:r>
+              <w:rPr>
+                <w:b/>
+                <w:bCs/>
+              </w:rPr>
+              <w:t xml:space="preserve">actively used</w:t>
+            </w:r>
+          </w:p>
+        </w:tc>
+      </w:tr>
+      <w:tr>
+        <w:tc>
+          <w:tcPr/>
+          <w:p>
+            <w:pPr>
+              <w:pStyle w:val="Compact"/>
+            </w:pPr>
+            <w:r>
+              <w:t xml:space="preserve">Archlet (blog/news)</w:t>
+            </w:r>
+          </w:p>
+        </w:tc>
+        <w:tc>
+          <w:tcPr/>
+          <w:p>
+            <w:pPr>
+              <w:pStyle w:val="Compact"/>
+            </w:pPr>
+            <w:r>
+              <w:t xml:space="preserve">Vendor ★</w:t>
+            </w:r>
+          </w:p>
+        </w:tc>
+        <w:tc>
+          <w:tcPr/>
+          <w:p>
+            <w:pPr>
+              <w:pStyle w:val="Compact"/>
+            </w:pPr>
+            <w:r>
+              <w:t xml:space="preserve">Sourcing optimization —</w:t>
+            </w:r>
+            <w:r>
+              <w:t xml:space="preserve"> </w:t>
+            </w:r>
+            <w:r>
+              <w:rPr>
+                <w:b/>
+                <w:bCs/>
+              </w:rPr>
+              <w:t xml:space="preserve">actively used</w:t>
+            </w:r>
+          </w:p>
+        </w:tc>
+      </w:tr>
+      <w:tr>
+        <w:tc>
+          <w:tcPr/>
+          <w:p>
+            <w:pPr>
+              <w:pStyle w:val="Compact"/>
+            </w:pPr>
+            <w:r>
+              <w:t xml:space="preserve">Keelvar (blog/news)</w:t>
+            </w:r>
+          </w:p>
+        </w:tc>
+        <w:tc>
+          <w:tcPr/>
+          <w:p>
+            <w:pPr>
+              <w:pStyle w:val="Compact"/>
+            </w:pPr>
+            <w:r>
+              <w:t xml:space="preserve">Vendor ★</w:t>
+            </w:r>
+          </w:p>
+        </w:tc>
+        <w:tc>
+          <w:tcPr/>
+          <w:p>
+            <w:pPr>
+              <w:pStyle w:val="Compact"/>
+            </w:pPr>
+            <w:r>
+              <w:t xml:space="preserve">Sourcing automation —</w:t>
+            </w:r>
+            <w:r>
+              <w:t xml:space="preserve"> </w:t>
+            </w:r>
+            <w:r>
+              <w:rPr>
+                <w:b/>
+                <w:bCs/>
+              </w:rPr>
+              <w:t xml:space="preserve">actively used</w:t>
+            </w:r>
+          </w:p>
+        </w:tc>
+      </w:tr>
+      <w:tr>
+        <w:tc>
+          <w:tcPr/>
+          <w:p>
+            <w:pPr>
+              <w:pStyle w:val="Compact"/>
+            </w:pPr>
+            <w:r>
+              <w:t xml:space="preserve">Selectica / Determine (blog/news)</w:t>
+            </w:r>
+          </w:p>
+        </w:tc>
+        <w:tc>
+          <w:tcPr/>
+          <w:p>
+            <w:pPr>
+              <w:pStyle w:val="Compact"/>
+            </w:pPr>
+            <w:r>
+              <w:t xml:space="preserve">Vendor ★</w:t>
+            </w:r>
+          </w:p>
+        </w:tc>
+        <w:tc>
+          <w:tcPr/>
+          <w:p>
+            <w:pPr>
+              <w:pStyle w:val="Compact"/>
+            </w:pPr>
+            <w:r>
+              <w:t xml:space="preserve">Contract management —</w:t>
+            </w:r>
+            <w:r>
+              <w:t xml:space="preserve"> </w:t>
+            </w:r>
+            <w:r>
+              <w:rPr>
+                <w:b/>
+                <w:bCs/>
+              </w:rPr>
+              <w:t xml:space="preserve">actively used</w:t>
+            </w:r>
+          </w:p>
+        </w:tc>
+      </w:tr>
+      <w:tr>
+        <w:tc>
+          <w:tcPr/>
+          <w:p>
+            <w:pPr>
+              <w:pStyle w:val="Compact"/>
+            </w:pPr>
+            <w:r>
+              <w:t xml:space="preserve">SpendhQ (blog/news)</w:t>
+            </w:r>
+          </w:p>
+        </w:tc>
+        <w:tc>
+          <w:tcPr/>
+          <w:p>
+            <w:pPr>
+              <w:pStyle w:val="Compact"/>
+            </w:pPr>
+            <w:r>
+              <w:t xml:space="preserve">Vendor ★</w:t>
+            </w:r>
+          </w:p>
+        </w:tc>
+        <w:tc>
+          <w:tcPr/>
+          <w:p>
+            <w:pPr>
+              <w:pStyle w:val="Compact"/>
+            </w:pPr>
+            <w:r>
+              <w:t xml:space="preserve">Spend analytics —</w:t>
+            </w:r>
+            <w:r>
+              <w:t xml:space="preserve"> </w:t>
+            </w:r>
+            <w:r>
+              <w:rPr>
+                <w:b/>
+                <w:bCs/>
+              </w:rPr>
+              <w:t xml:space="preserve">actively used</w:t>
+            </w:r>
+          </w:p>
+        </w:tc>
+      </w:tr>
+      <w:tr>
+        <w:tc>
+          <w:tcPr/>
+          <w:p>
+            <w:pPr>
+              <w:pStyle w:val="Compact"/>
+            </w:pPr>
+            <w:r>
+              <w:t xml:space="preserve">Pirt (blog/news)</w:t>
+            </w:r>
+          </w:p>
+        </w:tc>
+        <w:tc>
+          <w:tcPr/>
+          <w:p>
+            <w:pPr>
+              <w:pStyle w:val="Compact"/>
+            </w:pPr>
+            <w:r>
+              <w:t xml:space="preserve">Vendor ★</w:t>
+            </w:r>
+          </w:p>
+        </w:tc>
+        <w:tc>
+          <w:tcPr/>
+          <w:p>
+            <w:pPr>
+              <w:pStyle w:val="Compact"/>
+            </w:pPr>
+            <w:r>
+              <w:t xml:space="preserve">Procurement platform —</w:t>
+            </w:r>
+            <w:r>
+              <w:t xml:space="preserve"> </w:t>
+            </w:r>
+            <w:r>
+              <w:rPr>
+                <w:b/>
+                <w:bCs/>
+              </w:rPr>
+              <w:t xml:space="preserve">actively used</w:t>
+            </w:r>
+          </w:p>
+        </w:tc>
+      </w:tr>
+      <w:tr>
+        <w:tc>
+          <w:tcPr/>
+          <w:p>
+            <w:pPr>
+              <w:pStyle w:val="Compact"/>
+            </w:pPr>
+            <w:r>
+              <w:t xml:space="preserve">Tirzo (blog/news)</w:t>
+            </w:r>
+          </w:p>
+        </w:tc>
+        <w:tc>
+          <w:tcPr/>
+          <w:p>
+            <w:pPr>
+              <w:pStyle w:val="Compact"/>
+            </w:pPr>
+            <w:r>
+              <w:t xml:space="preserve">Vendor ★</w:t>
+            </w:r>
+          </w:p>
+        </w:tc>
+        <w:tc>
+          <w:tcPr/>
+          <w:p>
+            <w:pPr>
+              <w:pStyle w:val="Compact"/>
+            </w:pPr>
+            <w:r>
+              <w:t xml:space="preserve">Procurement platform —</w:t>
+            </w:r>
+            <w:r>
+              <w:t xml:space="preserve"> </w:t>
+            </w:r>
+            <w:r>
+              <w:rPr>
+                <w:b/>
+                <w:bCs/>
+              </w:rPr>
+              <w:t xml:space="preserve">actively used</w:t>
+            </w:r>
+          </w:p>
+        </w:tc>
+      </w:tr>
+      <w:tr>
+        <w:tc>
+          <w:tcPr/>
+          <w:p>
+            <w:pPr>
+              <w:pStyle w:val="Compact"/>
+            </w:pPr>
+            <w:r>
+              <w:t xml:space="preserve">Coupa (blog/news)</w:t>
             </w:r>
           </w:p>
         </w:tc>
@@ -825,20 +1141,20 @@
               <w:pStyle w:val="Compact"/>
             </w:pPr>
             <w:r>
-              <w:t xml:space="preserve">Platform updates, roadmap</w:t>
-            </w:r>
-          </w:p>
-        </w:tc>
-      </w:tr>
-      <w:tr>
-        <w:tc>
-          <w:tcPr/>
-          <w:p>
-            <w:pPr>
-              <w:pStyle w:val="Compact"/>
-            </w:pPr>
-            <w:r>
-              <w:t xml:space="preserve">Coupa (blog/news)</w:t>
+              <w:t xml:space="preserve">Platform updates, benchmarks</w:t>
+            </w:r>
+          </w:p>
+        </w:tc>
+      </w:tr>
+      <w:tr>
+        <w:tc>
+          <w:tcPr/>
+          <w:p>
+            <w:pPr>
+              <w:pStyle w:val="Compact"/>
+            </w:pPr>
+            <w:r>
+              <w:t xml:space="preserve">Ivalua (blog/news)</w:t>
             </w:r>
           </w:p>
         </w:tc>
@@ -860,20 +1176,20 @@
               <w:pStyle w:val="Compact"/>
             </w:pPr>
             <w:r>
-              <w:t xml:space="preserve">Platform updates, benchmarks</w:t>
-            </w:r>
-          </w:p>
-        </w:tc>
-      </w:tr>
-      <w:tr>
-        <w:tc>
-          <w:tcPr/>
-          <w:p>
-            <w:pPr>
-              <w:pStyle w:val="Compact"/>
-            </w:pPr>
-            <w:r>
-              <w:t xml:space="preserve">Ivalua (blog/news)</w:t>
+              <w:t xml:space="preserve">Platform updates</w:t>
+            </w:r>
+          </w:p>
+        </w:tc>
+      </w:tr>
+      <w:tr>
+        <w:tc>
+          <w:tcPr/>
+          <w:p>
+            <w:pPr>
+              <w:pStyle w:val="Compact"/>
+            </w:pPr>
+            <w:r>
+              <w:t xml:space="preserve">Jaggaer (blog/news)</w:t>
             </w:r>
           </w:p>
         </w:tc>
@@ -908,7 +1224,7 @@
               <w:pStyle w:val="Compact"/>
             </w:pPr>
             <w:r>
-              <w:t xml:space="preserve">Jaggaer (blog/news)</w:t>
+              <w:t xml:space="preserve">GEP (blog/insights)</w:t>
             </w:r>
           </w:p>
         </w:tc>
@@ -930,20 +1246,20 @@
               <w:pStyle w:val="Compact"/>
             </w:pPr>
             <w:r>
-              <w:t xml:space="preserve">Platform updates</w:t>
-            </w:r>
-          </w:p>
-        </w:tc>
-      </w:tr>
-      <w:tr>
-        <w:tc>
-          <w:tcPr/>
-          <w:p>
-            <w:pPr>
-              <w:pStyle w:val="Compact"/>
-            </w:pPr>
-            <w:r>
-              <w:t xml:space="preserve">GEP (blog/insights)</w:t>
+              <w:t xml:space="preserve">Thought leadership</w:t>
+            </w:r>
+          </w:p>
+        </w:tc>
+      </w:tr>
+      <w:tr>
+        <w:tc>
+          <w:tcPr/>
+          <w:p>
+            <w:pPr>
+              <w:pStyle w:val="Compact"/>
+            </w:pPr>
+            <w:r>
+              <w:t xml:space="preserve">Zip (blog)</w:t>
             </w:r>
           </w:p>
         </w:tc>
@@ -965,20 +1281,20 @@
               <w:pStyle w:val="Compact"/>
             </w:pPr>
             <w:r>
-              <w:t xml:space="preserve">Thought leadership</w:t>
-            </w:r>
-          </w:p>
-        </w:tc>
-      </w:tr>
-      <w:tr>
-        <w:tc>
-          <w:tcPr/>
-          <w:p>
-            <w:pPr>
-              <w:pStyle w:val="Compact"/>
-            </w:pPr>
-            <w:r>
-              <w:t xml:space="preserve">Zip (blog)</w:t>
+              <w:t xml:space="preserve">Intake/orchestration trends</w:t>
+            </w:r>
+          </w:p>
+        </w:tc>
+      </w:tr>
+      <w:tr>
+        <w:tc>
+          <w:tcPr/>
+          <w:p>
+            <w:pPr>
+              <w:pStyle w:val="Compact"/>
+            </w:pPr>
+            <w:r>
+              <w:t xml:space="preserve">Sievo (blog)</w:t>
             </w:r>
           </w:p>
         </w:tc>
@@ -1000,41 +1316,6 @@
               <w:pStyle w:val="Compact"/>
             </w:pPr>
             <w:r>
-              <w:t xml:space="preserve">Intake/orchestration trends</w:t>
-            </w:r>
-          </w:p>
-        </w:tc>
-      </w:tr>
-      <w:tr>
-        <w:tc>
-          <w:tcPr/>
-          <w:p>
-            <w:pPr>
-              <w:pStyle w:val="Compact"/>
-            </w:pPr>
-            <w:r>
-              <w:t xml:space="preserve">Sievo (blog)</w:t>
-            </w:r>
-          </w:p>
-        </w:tc>
-        <w:tc>
-          <w:tcPr/>
-          <w:p>
-            <w:pPr>
-              <w:pStyle w:val="Compact"/>
-            </w:pPr>
-            <w:r>
-              <w:t xml:space="preserve">Vendor</w:t>
-            </w:r>
-          </w:p>
-        </w:tc>
-        <w:tc>
-          <w:tcPr/>
-          <w:p>
-            <w:pPr>
-              <w:pStyle w:val="Compact"/>
-            </w:pPr>
-            <w:r>
               <w:t xml:space="preserve">Spend analytics, data insights</w:t>
             </w:r>
           </w:p>
@@ -1111,6 +1392,14 @@
         </w:tc>
       </w:tr>
     </w:tbl>
+    <w:p>
+      <w:pPr>
+        <w:pStyle w:val="BlockText"/>
+      </w:pPr>
+      <w:r>
+        <w:t xml:space="preserve">★ = platform currently in use by the Digital Procurement team; score any news about these vendors +2 bonus relevance points.</w:t>
+      </w:r>
+    </w:p>
     <w:bookmarkEnd w:id="15"/>
     <w:bookmarkStart w:id="16" w:name="X1833593e80e09fdf350b20edc9593973e2b3676"/>
     <w:p>
@@ -2464,19 +2753,7 @@
               <w:pStyle w:val="Compact"/>
             </w:pPr>
             <w:r>
-              <w:t xml:space="preserve">Fall back to OpenRouter (e.g.,</w:t>
-            </w:r>
-            <w:r>
-              <w:t xml:space="preserve"> </w:t>
-            </w:r>
-            <w:r>
-              <w:rPr>
-                <w:rStyle w:val="VerbatimChar"/>
-              </w:rPr>
-              <w:t xml:space="preserve">anthropic/claude-sonnet</w:t>
-            </w:r>
-            <w:r>
-              <w:t xml:space="preserve">) if primary API fails</w:t>
+              <w:t xml:space="preserve">Support model fallback within OpenRouter (e.g., swap to a cheaper/faster model) if the primary model is unavailable</w:t>
             </w:r>
           </w:p>
         </w:tc>
@@ -2960,7 +3237,7 @@
               <w:pStyle w:val="Compact"/>
             </w:pPr>
             <w:r>
-              <w:t xml:space="preserve">Use a reliable email service (SendGrid, AWS SES, or Resend)</w:t>
+              <w:t xml:space="preserve">Use AgentMail for email delivery (supports bidirectional comms and agentic workflows)</w:t>
             </w:r>
           </w:p>
         </w:tc>
@@ -3768,7 +4045,7 @@
         <w:rPr>
           <w:rStyle w:val="VerbatimChar"/>
         </w:rPr>
-        <w:t xml:space="preserve">│  - Claude API (primary) / OpenRouter (fallback)         │</w:t>
+        <w:t xml:space="preserve">│  - OpenRouter API (`openai` SDK, custom base_url)       │</w:t>
       </w:r>
       <w:r>
         <w:br/>
@@ -3939,7 +4216,7 @@
         <w:rPr>
           <w:rStyle w:val="VerbatimChar"/>
         </w:rPr>
-        <w:t xml:space="preserve">│  - SendGrid / AWS SES / Resend API                      │</w:t>
+        <w:t xml:space="preserve">│  - AgentMail API                                        │</w:t>
       </w:r>
       <w:r>
         <w:br/>
@@ -4162,39 +4439,33 @@
               <w:rPr>
                 <w:rStyle w:val="VerbatimChar"/>
               </w:rPr>
-              <w:t xml:space="preserve">anthropic</w:t>
+              <w:t xml:space="preserve">openai</w:t>
             </w:r>
             <w:r>
               <w:t xml:space="preserve"> </w:t>
             </w:r>
             <w:r>
-              <w:t xml:space="preserve">SDK (primary),</w:t>
-            </w:r>
-            <w:r>
-              <w:t xml:space="preserve"> </w:t>
+              <w:t xml:space="preserve">SDK via OpenRouter (</w:t>
             </w:r>
             <w:r>
               <w:rPr>
                 <w:rStyle w:val="VerbatimChar"/>
               </w:rPr>
-              <w:t xml:space="preserve">openai</w:t>
-            </w:r>
-            <w:r>
-              <w:t xml:space="preserve"> </w:t>
-            </w:r>
-            <w:r>
-              <w:t xml:space="preserve">SDK for OpenRouter (fallback)</w:t>
-            </w:r>
-          </w:p>
-        </w:tc>
-        <w:tc>
-          <w:tcPr/>
-          <w:p>
-            <w:pPr>
-              <w:pStyle w:val="Compact"/>
-            </w:pPr>
-            <w:r>
-              <w:t xml:space="preserve">Direct Claude API access + fallback flexibility</w:t>
+              <w:t xml:space="preserve">base_url="https://openrouter.ai/api/v1"</w:t>
+            </w:r>
+            <w:r>
+              <w:t xml:space="preserve">)</w:t>
+            </w:r>
+          </w:p>
+        </w:tc>
+        <w:tc>
+          <w:tcPr/>
+          <w:p>
+            <w:pPr>
+              <w:pStyle w:val="Compact"/>
+            </w:pPr>
+            <w:r>
+              <w:t xml:space="preserve">Single gateway to all models; model swappable via config</w:t>
             </w:r>
           </w:p>
         </w:tc>
@@ -4253,18 +4524,18 @@
               <w:pStyle w:val="Compact"/>
             </w:pPr>
             <w:r>
-              <w:t xml:space="preserve">Resend or SendGrid</w:t>
-            </w:r>
-          </w:p>
-        </w:tc>
-        <w:tc>
-          <w:tcPr/>
-          <w:p>
-            <w:pPr>
-              <w:pStyle w:val="Compact"/>
-            </w:pPr>
-            <w:r>
-              <w:t xml:space="preserve">Simple API, good deliverability, free tiers</w:t>
+              <w:t xml:space="preserve">AgentMail</w:t>
+            </w:r>
+          </w:p>
+        </w:tc>
+        <w:tc>
+          <w:tcPr/>
+          <w:p>
+            <w:pPr>
+              <w:pStyle w:val="Compact"/>
+            </w:pPr>
+            <w:r>
+              <w:t xml:space="preserve">Built for AI agents; bidirectional email; simple Python SDK; free tier available</w:t>
             </w:r>
           </w:p>
         </w:tc>
@@ -4449,13 +4720,26 @@
         <w:t xml:space="preserve"> </w:t>
       </w:r>
       <w:r>
-        <w:t xml:space="preserve">- What transformation they’re executing full procurement pipeline (S2P/P2P digital transformation)</w:t>
-      </w:r>
-      <w:r>
-        <w:t xml:space="preserve"> </w:t>
-      </w:r>
-      <w:r>
-        <w:t xml:space="preserve">- What platforms/vendors are in their ecosystem (tailor if known)</w:t>
+        <w:t xml:space="preserve">- What transformation they’re executing (full S2P/P2P digital transformation)</w:t>
+      </w:r>
+      <w:r>
+        <w:t xml:space="preserve"> </w:t>
+      </w:r>
+      <w:r>
+        <w:t xml:space="preserve">- Platforms/vendors</w:t>
+      </w:r>
+      <w:r>
+        <w:t xml:space="preserve"> </w:t>
+      </w:r>
+      <w:r>
+        <w:rPr>
+          <w:b/>
+          <w:bCs/>
+        </w:rPr>
+        <w:t xml:space="preserve">actively in use</w:t>
+      </w:r>
+      <w:r>
+        <w:t xml:space="preserve">: SAP / SAP Ariba, Archlet, Keelvar, Selectica, SpendhQ, Pirt, Tirzo — any news about these tools gets a +2 relevance bonus</w:t>
       </w:r>
       <w:r>
         <w:t xml:space="preserve"> </w:t>
@@ -5854,171 +6138,336 @@
       </w:r>
     </w:p>
     <w:bookmarkEnd w:id="39"/>
-    <w:bookmarkStart w:id="40" w:name="open-questions"/>
+    <w:bookmarkStart w:id="40" w:name="decisions-resolved-questions"/>
     <w:p>
       <w:pPr>
         <w:pStyle w:val="Heading2"/>
       </w:pPr>
       <w:r>
-        <w:t xml:space="preserve">12. Open Questions</w:t>
-      </w:r>
-    </w:p>
-    <w:p>
-      <w:pPr>
-        <w:pStyle w:val="Compact"/>
-        <w:numPr>
-          <w:ilvl w:val="0"/>
-          <w:numId w:val="1005"/>
-        </w:numPr>
-      </w:pPr>
-      <w:r>
-        <w:rPr>
-          <w:b/>
-          <w:bCs/>
-        </w:rPr>
-        <w:t xml:space="preserve">Sender identity</w:t>
-      </w:r>
-      <w:r>
-        <w:t xml:space="preserve"> </w:t>
-      </w:r>
-      <w:r>
-        <w:t xml:space="preserve">— Should the email come from a team alias (e.g.,</w:t>
-      </w:r>
-      <w:r>
-        <w:t xml:space="preserve"> </w:t>
-      </w:r>
-      <w:r>
-        <w:rPr>
-          <w:rStyle w:val="VerbatimChar"/>
-        </w:rPr>
-        <w:t xml:space="preserve">dpns@pepsico.com</w:t>
-      </w:r>
-      <w:r>
-        <w:t xml:space="preserve">) or a SaaS sender?</w:t>
-      </w:r>
-    </w:p>
-    <w:p>
-      <w:pPr>
-        <w:pStyle w:val="Compact"/>
-        <w:numPr>
-          <w:ilvl w:val="0"/>
-          <w:numId w:val="1005"/>
-        </w:numPr>
-      </w:pPr>
-      <w:r>
-        <w:rPr>
-          <w:b/>
-          <w:bCs/>
-        </w:rPr>
-        <w:t xml:space="preserve">Internal vs. external hosting</w:t>
-      </w:r>
-      <w:r>
-        <w:t xml:space="preserve"> </w:t>
-      </w:r>
-      <w:r>
-        <w:t xml:space="preserve">— Can we use cloud services or must this run within PepsiCo’s infra?</w:t>
-      </w:r>
-    </w:p>
-    <w:p>
-      <w:pPr>
-        <w:pStyle w:val="Compact"/>
-        <w:numPr>
-          <w:ilvl w:val="0"/>
-          <w:numId w:val="1005"/>
-        </w:numPr>
-      </w:pPr>
-      <w:r>
-        <w:rPr>
-          <w:b/>
-          <w:bCs/>
-        </w:rPr>
-        <w:t xml:space="preserve">Known platforms in use</w:t>
-      </w:r>
-      <w:r>
-        <w:t xml:space="preserve"> </w:t>
-      </w:r>
-      <w:r>
-        <w:t xml:space="preserve">— Which S2P/P2P platforms is the team currently using? (Helps tailor the</w:t>
-      </w:r>
-      <w:r>
-        <w:t xml:space="preserve"> </w:t>
-      </w:r>
-      <w:r>
-        <w:t xml:space="preserve">“Why it matters”</w:t>
-      </w:r>
-      <w:r>
-        <w:t xml:space="preserve"> </w:t>
-      </w:r>
-      <w:r>
-        <w:t xml:space="preserve">angle)</w:t>
-      </w:r>
-    </w:p>
-    <w:p>
-      <w:pPr>
-        <w:pStyle w:val="Compact"/>
-        <w:numPr>
-          <w:ilvl w:val="0"/>
-          <w:numId w:val="1005"/>
-        </w:numPr>
-      </w:pPr>
-      <w:r>
-        <w:rPr>
-          <w:b/>
-          <w:bCs/>
-        </w:rPr>
-        <w:t xml:space="preserve">Recipient management</w:t>
-      </w:r>
-      <w:r>
-        <w:t xml:space="preserve"> </w:t>
-      </w:r>
-      <w:r>
-        <w:t xml:space="preserve">— Self-serve subscribe/unsubscribe, or admin-managed list?</w:t>
-      </w:r>
-    </w:p>
-    <w:p>
-      <w:pPr>
-        <w:pStyle w:val="Compact"/>
-        <w:numPr>
-          <w:ilvl w:val="0"/>
-          <w:numId w:val="1005"/>
-        </w:numPr>
-      </w:pPr>
-      <w:r>
-        <w:rPr>
-          <w:b/>
-          <w:bCs/>
-        </w:rPr>
-        <w:t xml:space="preserve">Content approval</w:t>
-      </w:r>
-      <w:r>
-        <w:t xml:space="preserve"> </w:t>
-      </w:r>
-      <w:r>
-        <w:t xml:space="preserve">— Should there be a human review step before sending (at least for the first few weeks)?</w:t>
-      </w:r>
-    </w:p>
-    <w:p>
-      <w:pPr>
-        <w:pStyle w:val="Compact"/>
-        <w:numPr>
-          <w:ilvl w:val="0"/>
-          <w:numId w:val="1005"/>
-        </w:numPr>
-      </w:pPr>
-      <w:r>
-        <w:rPr>
-          <w:b/>
-          <w:bCs/>
-        </w:rPr>
-        <w:t xml:space="preserve">API keys</w:t>
-      </w:r>
-      <w:r>
-        <w:t xml:space="preserve"> </w:t>
-      </w:r>
-      <w:r>
-        <w:t xml:space="preserve">— Will the team provide an Anthropic API key, or should we use OpenRouter?</w:t>
-      </w:r>
-    </w:p>
+        <w:t xml:space="preserve">12. Decisions &amp; Resolved Questions</w:t>
+      </w:r>
+    </w:p>
+    <w:tbl>
+      <w:tblPr>
+        <w:tblStyle w:val="Table"/>
+        <w:tblW w:type="pct" w:w="5000"/>
+        <w:tblLayout w:type="fixed"/>
+        <w:tblLook w:firstRow="1" w:lastRow="0" w:firstColumn="0" w:lastColumn="0" w:noHBand="0" w:noVBand="0" w:val="0020"/>
+      </w:tblPr>
+      <w:tblGrid>
+        <w:gridCol w:w="1033"/>
+        <w:gridCol w:w="3443"/>
+        <w:gridCol w:w="3443"/>
+      </w:tblGrid>
+      <w:tr>
+        <w:trPr>
+          <w:tblHeader w:val="on"/>
+        </w:trPr>
+        <w:tc>
+          <w:tcPr/>
+          <w:p>
+            <w:pPr>
+              <w:pStyle w:val="Compact"/>
+            </w:pPr>
+            <w:r>
+              <w:t xml:space="preserve">#</w:t>
+            </w:r>
+          </w:p>
+        </w:tc>
+        <w:tc>
+          <w:tcPr/>
+          <w:p>
+            <w:pPr>
+              <w:pStyle w:val="Compact"/>
+            </w:pPr>
+            <w:r>
+              <w:t xml:space="preserve">Question</w:t>
+            </w:r>
+          </w:p>
+        </w:tc>
+        <w:tc>
+          <w:tcPr/>
+          <w:p>
+            <w:pPr>
+              <w:pStyle w:val="Compact"/>
+            </w:pPr>
+            <w:r>
+              <w:t xml:space="preserve">Decision</w:t>
+            </w:r>
+          </w:p>
+        </w:tc>
+      </w:tr>
+      <w:tr>
+        <w:tc>
+          <w:tcPr/>
+          <w:p>
+            <w:pPr>
+              <w:pStyle w:val="Compact"/>
+            </w:pPr>
+            <w:r>
+              <w:t xml:space="preserve">1</w:t>
+            </w:r>
+          </w:p>
+        </w:tc>
+        <w:tc>
+          <w:tcPr/>
+          <w:p>
+            <w:pPr>
+              <w:pStyle w:val="Compact"/>
+            </w:pPr>
+            <w:r>
+              <w:rPr>
+                <w:b/>
+                <w:bCs/>
+              </w:rPr>
+              <w:t xml:space="preserve">Sender identity</w:t>
+            </w:r>
+          </w:p>
+        </w:tc>
+        <w:tc>
+          <w:tcPr/>
+          <w:p>
+            <w:pPr>
+              <w:pStyle w:val="Compact"/>
+            </w:pPr>
+            <w:r>
+              <w:t xml:space="preserve">AgentMail inbox.</w:t>
+            </w:r>
+            <w:r>
+              <w:t xml:space="preserve"> </w:t>
+            </w:r>
+            <w:r>
+              <w:rPr>
+                <w:rStyle w:val="VerbatimChar"/>
+              </w:rPr>
+              <w:t xml:space="preserve">AGENTMAIL_INBOX_ID</w:t>
+            </w:r>
+            <w:r>
+              <w:t xml:space="preserve"> </w:t>
+            </w:r>
+            <w:r>
+              <w:t xml:space="preserve">is provided by the user at setup time — the setup process must prompt for it.</w:t>
+            </w:r>
+          </w:p>
+        </w:tc>
+      </w:tr>
+      <w:tr>
+        <w:tc>
+          <w:tcPr/>
+          <w:p>
+            <w:pPr>
+              <w:pStyle w:val="Compact"/>
+            </w:pPr>
+            <w:r>
+              <w:t xml:space="preserve">2</w:t>
+            </w:r>
+          </w:p>
+        </w:tc>
+        <w:tc>
+          <w:tcPr/>
+          <w:p>
+            <w:pPr>
+              <w:pStyle w:val="Compact"/>
+            </w:pPr>
+            <w:r>
+              <w:rPr>
+                <w:b/>
+                <w:bCs/>
+              </w:rPr>
+              <w:t xml:space="preserve">Internal vs. external hosting</w:t>
+            </w:r>
+          </w:p>
+        </w:tc>
+        <w:tc>
+          <w:tcPr/>
+          <w:p>
+            <w:pPr>
+              <w:pStyle w:val="Compact"/>
+            </w:pPr>
+            <w:r>
+              <w:t xml:space="preserve">Fully external: GitHub Actions (scheduler) + OpenRouter (LLM) + AgentMail (email). No PepsiCo infra required.</w:t>
+            </w:r>
+          </w:p>
+        </w:tc>
+      </w:tr>
+      <w:tr>
+        <w:tc>
+          <w:tcPr/>
+          <w:p>
+            <w:pPr>
+              <w:pStyle w:val="Compact"/>
+            </w:pPr>
+            <w:r>
+              <w:t xml:space="preserve">3</w:t>
+            </w:r>
+          </w:p>
+        </w:tc>
+        <w:tc>
+          <w:tcPr/>
+          <w:p>
+            <w:pPr>
+              <w:pStyle w:val="Compact"/>
+            </w:pPr>
+            <w:r>
+              <w:rPr>
+                <w:b/>
+                <w:bCs/>
+              </w:rPr>
+              <w:t xml:space="preserve">Platforms in use</w:t>
+            </w:r>
+          </w:p>
+        </w:tc>
+        <w:tc>
+          <w:tcPr/>
+          <w:p>
+            <w:pPr>
+              <w:pStyle w:val="Compact"/>
+            </w:pPr>
+            <w:r>
+              <w:t xml:space="preserve">SAP / SAP Ariba, Archlet, Keelvar, Selectica, SpendhQ, Pirt, Tirzo. Used to tailor the relevance scoring prompt and</w:t>
+            </w:r>
+            <w:r>
+              <w:t xml:space="preserve"> </w:t>
+            </w:r>
+            <w:r>
+              <w:t xml:space="preserve">“Why it matters”</w:t>
+            </w:r>
+            <w:r>
+              <w:t xml:space="preserve"> </w:t>
+            </w:r>
+            <w:r>
+              <w:t xml:space="preserve">context.</w:t>
+            </w:r>
+          </w:p>
+        </w:tc>
+      </w:tr>
+      <w:tr>
+        <w:tc>
+          <w:tcPr/>
+          <w:p>
+            <w:pPr>
+              <w:pStyle w:val="Compact"/>
+            </w:pPr>
+            <w:r>
+              <w:t xml:space="preserve">4</w:t>
+            </w:r>
+          </w:p>
+        </w:tc>
+        <w:tc>
+          <w:tcPr/>
+          <w:p>
+            <w:pPr>
+              <w:pStyle w:val="Compact"/>
+            </w:pPr>
+            <w:r>
+              <w:rPr>
+                <w:b/>
+                <w:bCs/>
+              </w:rPr>
+              <w:t xml:space="preserve">Recipient management</w:t>
+            </w:r>
+          </w:p>
+        </w:tc>
+        <w:tc>
+          <w:tcPr/>
+          <w:p>
+            <w:pPr>
+              <w:pStyle w:val="Compact"/>
+            </w:pPr>
+            <w:r>
+              <w:t xml:space="preserve">Admin-managed config file (</w:t>
+            </w:r>
+            <w:r>
+              <w:rPr>
+                <w:rStyle w:val="VerbatimChar"/>
+              </w:rPr>
+              <w:t xml:space="preserve">config/recipients.yaml</w:t>
+            </w:r>
+            <w:r>
+              <w:t xml:space="preserve">) for v1. Self-serve subscribe/unsubscribe is a v2 enhancement.</w:t>
+            </w:r>
+          </w:p>
+        </w:tc>
+      </w:tr>
+      <w:tr>
+        <w:tc>
+          <w:tcPr/>
+          <w:p>
+            <w:pPr>
+              <w:pStyle w:val="Compact"/>
+            </w:pPr>
+            <w:r>
+              <w:t xml:space="preserve">5</w:t>
+            </w:r>
+          </w:p>
+        </w:tc>
+        <w:tc>
+          <w:tcPr/>
+          <w:p>
+            <w:pPr>
+              <w:pStyle w:val="Compact"/>
+            </w:pPr>
+            <w:r>
+              <w:rPr>
+                <w:b/>
+                <w:bCs/>
+              </w:rPr>
+              <w:t xml:space="preserve">Content approval</w:t>
+            </w:r>
+          </w:p>
+        </w:tc>
+        <w:tc>
+          <w:tcPr/>
+          <w:p>
+            <w:pPr>
+              <w:pStyle w:val="Compact"/>
+            </w:pPr>
+            <w:r>
+              <w:t xml:space="preserve">No human review gate for v1. Revisit after PoC — manual spot-checks during the dry-run week (Task 7.1.1) will inform whether a review step is needed.</w:t>
+            </w:r>
+          </w:p>
+        </w:tc>
+      </w:tr>
+      <w:tr>
+        <w:tc>
+          <w:tcPr/>
+          <w:p>
+            <w:pPr>
+              <w:pStyle w:val="Compact"/>
+            </w:pPr>
+            <w:r>
+              <w:t xml:space="preserve">6</w:t>
+            </w:r>
+          </w:p>
+        </w:tc>
+        <w:tc>
+          <w:tcPr/>
+          <w:p>
+            <w:pPr>
+              <w:pStyle w:val="Compact"/>
+            </w:pPr>
+            <w:r>
+              <w:rPr>
+                <w:b/>
+                <w:bCs/>
+              </w:rPr>
+              <w:t xml:space="preserve">API keys</w:t>
+            </w:r>
+          </w:p>
+        </w:tc>
+        <w:tc>
+          <w:tcPr/>
+          <w:p>
+            <w:pPr>
+              <w:pStyle w:val="Compact"/>
+            </w:pPr>
+            <w:r>
+              <w:t xml:space="preserve">Juan Pinzon provisions OpenRouter and AgentMail keys for development and PoC testing. Production key management and spend limits to be decided with Tatjana.</w:t>
+            </w:r>
+          </w:p>
+        </w:tc>
+      </w:tr>
+    </w:tbl>
     <w:bookmarkEnd w:id="40"/>
     <w:bookmarkEnd w:id="41"/>
     <w:sectPr>
@@ -6234,91 +6683,6 @@
       </w:rPr>
     </w:lvl>
   </w:abstractNum>
-  <w:abstractNum w:abstractNumId="99411">
-    <w:nsid w:val="00A99411"/>
-    <w:multiLevelType w:val="multilevel"/>
-    <w:lvl w:ilvl="0">
-      <w:start w:val="1"/>
-      <w:numFmt w:val="decimal"/>
-      <w:lvlText w:val="%1."/>
-      <w:lvlJc w:val="left"/>
-      <w:pPr>
-        <w:ind w:left="720" w:hanging="360"/>
-      </w:pPr>
-    </w:lvl>
-    <w:lvl w:ilvl="1">
-      <w:start w:val="1"/>
-      <w:numFmt w:val="decimal"/>
-      <w:lvlText w:val="%2."/>
-      <w:lvlJc w:val="left"/>
-      <w:pPr>
-        <w:ind w:left="1440" w:hanging="360"/>
-      </w:pPr>
-    </w:lvl>
-    <w:lvl w:ilvl="2">
-      <w:start w:val="1"/>
-      <w:numFmt w:val="decimal"/>
-      <w:lvlText w:val="%3."/>
-      <w:lvlJc w:val="left"/>
-      <w:pPr>
-        <w:ind w:left="2160" w:hanging="360"/>
-      </w:pPr>
-    </w:lvl>
-    <w:lvl w:ilvl="3">
-      <w:start w:val="1"/>
-      <w:numFmt w:val="decimal"/>
-      <w:lvlText w:val="%4."/>
-      <w:lvlJc w:val="left"/>
-      <w:pPr>
-        <w:ind w:left="2880" w:hanging="360"/>
-      </w:pPr>
-    </w:lvl>
-    <w:lvl w:ilvl="4">
-      <w:start w:val="1"/>
-      <w:numFmt w:val="decimal"/>
-      <w:lvlText w:val="%5."/>
-      <w:lvlJc w:val="left"/>
-      <w:pPr>
-        <w:ind w:left="3600" w:hanging="360"/>
-      </w:pPr>
-    </w:lvl>
-    <w:lvl w:ilvl="5">
-      <w:start w:val="1"/>
-      <w:numFmt w:val="decimal"/>
-      <w:lvlText w:val="%6."/>
-      <w:lvlJc w:val="left"/>
-      <w:pPr>
-        <w:ind w:left="4320" w:hanging="360"/>
-      </w:pPr>
-    </w:lvl>
-    <w:lvl w:ilvl="6">
-      <w:start w:val="1"/>
-      <w:numFmt w:val="decimal"/>
-      <w:lvlText w:val="%7."/>
-      <w:lvlJc w:val="left"/>
-      <w:pPr>
-        <w:ind w:left="5040" w:hanging="360"/>
-      </w:pPr>
-    </w:lvl>
-    <w:lvl w:ilvl="7">
-      <w:start w:val="1"/>
-      <w:numFmt w:val="decimal"/>
-      <w:lvlText w:val="%8."/>
-      <w:lvlJc w:val="left"/>
-      <w:pPr>
-        <w:ind w:left="5760" w:hanging="360"/>
-      </w:pPr>
-    </w:lvl>
-    <w:lvl w:ilvl="8">
-      <w:start w:val="1"/>
-      <w:numFmt w:val="decimal"/>
-      <w:lvlText w:val="%9."/>
-      <w:lvlJc w:val="left"/>
-      <w:pPr>
-        <w:ind w:left="6480" w:hanging="360"/>
-      </w:pPr>
-    </w:lvl>
-  </w:abstractNum>
   <w:num w:numId="1000">
     <w:abstractNumId w:val="990"/>
   </w:num>
@@ -6333,36 +6697,6 @@
   </w:num>
   <w:num w:numId="1004">
     <w:abstractNumId w:val="991"/>
-  </w:num>
-  <w:num w:numId="1005">
-    <w:abstractNumId w:val="99411"/>
-    <w:lvlOverride w:ilvl="0">
-      <w:startOverride w:val="1"/>
-    </w:lvlOverride>
-    <w:lvlOverride w:ilvl="1">
-      <w:startOverride w:val="1"/>
-    </w:lvlOverride>
-    <w:lvlOverride w:ilvl="2">
-      <w:startOverride w:val="1"/>
-    </w:lvlOverride>
-    <w:lvlOverride w:ilvl="3">
-      <w:startOverride w:val="1"/>
-    </w:lvlOverride>
-    <w:lvlOverride w:ilvl="4">
-      <w:startOverride w:val="1"/>
-    </w:lvlOverride>
-    <w:lvlOverride w:ilvl="5">
-      <w:startOverride w:val="1"/>
-    </w:lvlOverride>
-    <w:lvlOverride w:ilvl="6">
-      <w:startOverride w:val="1"/>
-    </w:lvlOverride>
-    <w:lvlOverride w:ilvl="7">
-      <w:startOverride w:val="1"/>
-    </w:lvlOverride>
-    <w:lvlOverride w:ilvl="8">
-      <w:startOverride w:val="1"/>
-    </w:lvlOverride>
   </w:num>
 </w:numbering>
 </file>
